--- a/Coding 1 - year/Unit 2 - Variables, Data Types & Expressions/Daily Lesson Plans/Word/Day 32.docx
+++ b/Coding 1 - year/Unit 2 - Variables, Data Types & Expressions/Daily Lesson Plans/Word/Day 32.docx
@@ -50,12 +50,15 @@
               </w:rPr>
               <w:t xml:space="preserve">Coding I — Full Year</w:t>
             </w:r>
-          </w:p>
-          <w:p>
-            <w:pPr>
-              <w:spacing w:before="40"/>
-              <w:jc w:val="center"/>
-            </w:pPr>
+            <w:r>
+              <w:rPr>
+                <w:rFonts w:ascii="Arial" w:cs="Arial" w:eastAsia="Arial" w:hAnsi="Arial"/>
+                <w:sz w:val="16"/>
+                <w:szCs w:val="16"/>
+              </w:rPr>
+              <w:br/>
+              <w:t xml:space="preserve"/>
+            </w:r>
             <w:r>
               <w:rPr>
                 <w:rFonts w:ascii="Arial" w:cs="Arial" w:eastAsia="Arial" w:hAnsi="Arial"/>
@@ -83,7 +86,7 @@
           <w:rFonts w:ascii="Arial" w:cs="Arial" w:eastAsia="Arial" w:hAnsi="Arial"/>
           <w:b/>
           <w:bCs/>
-          <w:color w:val="1F3864"/>
+          <w:color w:val="2B5797"/>
           <w:sz w:val="32"/>
           <w:szCs w:val="32"/>
         </w:rPr>
@@ -261,9 +264,9 @@
               <w:right w:val="single" w:color="CCCCCC" w:sz="1"/>
             </w:tcBorders>
             <w:tcMar>
-              <w:top w:type="dxa" w:w="60"/>
+              <w:top w:type="dxa" w:w="80"/>
               <w:left w:type="dxa" w:w="120"/>
-              <w:bottom w:type="dxa" w:w="60"/>
+              <w:bottom w:type="dxa" w:w="80"/>
               <w:right w:type="dxa" w:w="120"/>
             </w:tcMar>
           </w:tcPr>
@@ -290,20 +293,213 @@
               <w:right w:val="single" w:color="CCCCCC" w:sz="1"/>
             </w:tcBorders>
             <w:tcMar>
-              <w:top w:type="dxa" w:w="60"/>
+              <w:top w:type="dxa" w:w="80"/>
               <w:left w:type="dxa" w:w="120"/>
-              <w:bottom w:type="dxa" w:w="60"/>
+              <w:bottom w:type="dxa" w:w="80"/>
               <w:right w:type="dxa" w:w="120"/>
             </w:tcMar>
           </w:tcPr>
           <w:p>
-            <w:r>
-              <w:rPr>
-                <w:rFonts w:ascii="Arial" w:cs="Arial" w:eastAsia="Arial" w:hAnsi="Arial"/>
-                <w:sz w:val="20"/>
-                <w:szCs w:val="20"/>
+            <w:pPr>
+              <w:spacing w:after="80" w:before="80"/>
+            </w:pPr>
+            <w:r>
+              <w:rPr>
+                <w:rFonts w:ascii="Arial" w:cs="Arial" w:eastAsia="Arial" w:hAnsi="Arial"/>
+                <w:b/>
+                <w:bCs/>
+                <w:i w:val="false"/>
+                <w:iCs w:val="false"/>
+                <w:color w:val="000000"/>
+                <w:sz w:val="22"/>
+                <w:szCs w:val="22"/>
               </w:rPr>
               <w:t xml:space="preserve">Bell Ringer / Review</w:t>
+            </w:r>
+            <w:r>
+              <w:rPr>
+                <w:rFonts w:ascii="Arial" w:cs="Arial" w:eastAsia="Arial" w:hAnsi="Arial"/>
+                <w:sz w:val="20"/>
+                <w:szCs w:val="20"/>
+              </w:rPr>
+              <w:br/>
+              <w:t xml:space="preserve"/>
+            </w:r>
+            <w:r>
+              <w:rPr>
+                <w:rFonts w:ascii="Arial" w:cs="Arial" w:eastAsia="Arial" w:hAnsi="Arial"/>
+                <w:sz w:val="20"/>
+                <w:szCs w:val="20"/>
+              </w:rPr>
+              <w:br/>
+              <w:t xml:space="preserve"/>
+            </w:r>
+            <w:r>
+              <w:rPr>
+                <w:rFonts w:ascii="Arial" w:cs="Arial" w:eastAsia="Arial" w:hAnsi="Arial"/>
+                <w:b/>
+                <w:bCs/>
+                <w:i w:val="false"/>
+                <w:iCs w:val="false"/>
+                <w:color w:val="000000"/>
+                <w:sz w:val="20"/>
+                <w:szCs w:val="20"/>
+              </w:rPr>
+              <w:t xml:space="preserve">Quick Write </w:t>
+            </w:r>
+            <w:r>
+              <w:rPr>
+                <w:rFonts w:ascii="Arial" w:cs="Arial" w:eastAsia="Arial" w:hAnsi="Arial"/>
+                <w:b w:val="false"/>
+                <w:bCs w:val="false"/>
+                <w:i w:val="false"/>
+                <w:iCs w:val="false"/>
+                <w:color w:val="000000"/>
+                <w:sz w:val="20"/>
+                <w:szCs w:val="20"/>
+              </w:rPr>
+              <w:t xml:space="preserve">(3 min — written or verbal):</w:t>
+            </w:r>
+            <w:r>
+              <w:rPr>
+                <w:rFonts w:ascii="Arial" w:cs="Arial" w:eastAsia="Arial" w:hAnsi="Arial"/>
+                <w:sz w:val="20"/>
+                <w:szCs w:val="20"/>
+              </w:rPr>
+              <w:br/>
+              <w:t xml:space="preserve"/>
+            </w:r>
+            <w:r>
+              <w:rPr>
+                <w:rFonts w:ascii="Arial" w:cs="Arial" w:eastAsia="Arial" w:hAnsi="Arial"/>
+                <w:b w:val="false"/>
+                <w:bCs w:val="false"/>
+                <w:i w:val="false"/>
+                <w:iCs w:val="false"/>
+                <w:color w:val="000000"/>
+                <w:sz w:val="20"/>
+                <w:szCs w:val="20"/>
+              </w:rPr>
+              <w:t xml:space="preserve">    What do you already know about how to use f-strings to format strings professionally with alignment, padding, and decimal precision?</w:t>
+            </w:r>
+            <w:r>
+              <w:rPr>
+                <w:rFonts w:ascii="Arial" w:cs="Arial" w:eastAsia="Arial" w:hAnsi="Arial"/>
+                <w:sz w:val="20"/>
+                <w:szCs w:val="20"/>
+              </w:rPr>
+              <w:br/>
+              <w:t xml:space="preserve"/>
+            </w:r>
+            <w:r>
+              <w:rPr>
+                <w:rFonts w:ascii="Arial" w:cs="Arial" w:eastAsia="Arial" w:hAnsi="Arial"/>
+                <w:sz w:val="20"/>
+                <w:szCs w:val="20"/>
+              </w:rPr>
+              <w:br/>
+              <w:t xml:space="preserve"/>
+            </w:r>
+            <w:r>
+              <w:rPr>
+                <w:rFonts w:ascii="Arial" w:cs="Arial" w:eastAsia="Arial" w:hAnsi="Arial"/>
+                <w:b/>
+                <w:bCs/>
+                <w:i w:val="false"/>
+                <w:iCs w:val="false"/>
+                <w:color w:val="000000"/>
+                <w:sz w:val="20"/>
+                <w:szCs w:val="20"/>
+              </w:rPr>
+              <w:t xml:space="preserve">Vocabulary Preview — </w:t>
+            </w:r>
+            <w:r>
+              <w:rPr>
+                <w:rFonts w:ascii="Arial" w:cs="Arial" w:eastAsia="Arial" w:hAnsi="Arial"/>
+                <w:b w:val="false"/>
+                <w:bCs w:val="false"/>
+                <w:i w:val="false"/>
+                <w:iCs w:val="false"/>
+                <w:color w:val="000000"/>
+                <w:sz w:val="20"/>
+                <w:szCs w:val="20"/>
+              </w:rPr>
+              <w:t xml:space="preserve">terms we'll use today:</w:t>
+            </w:r>
+            <w:r>
+              <w:rPr>
+                <w:rFonts w:ascii="Arial" w:cs="Arial" w:eastAsia="Arial" w:hAnsi="Arial"/>
+                <w:sz w:val="20"/>
+                <w:szCs w:val="20"/>
+              </w:rPr>
+              <w:br/>
+              <w:t xml:space="preserve"/>
+            </w:r>
+            <w:r>
+              <w:rPr>
+                <w:rFonts w:ascii="Arial" w:cs="Arial" w:eastAsia="Arial" w:hAnsi="Arial"/>
+                <w:b w:val="false"/>
+                <w:bCs w:val="false"/>
+                <w:i w:val="false"/>
+                <w:iCs w:val="false"/>
+                <w:color w:val="000000"/>
+                <w:sz w:val="20"/>
+                <w:szCs w:val="20"/>
+              </w:rPr>
+              <w:t xml:space="preserve">    • F-strings   •   Basic f-string   •   Decimal places   •   Alignment and width   •   Common formatting patterns</w:t>
+            </w:r>
+            <w:r>
+              <w:rPr>
+                <w:rFonts w:ascii="Arial" w:cs="Arial" w:eastAsia="Arial" w:hAnsi="Arial"/>
+                <w:sz w:val="20"/>
+                <w:szCs w:val="20"/>
+              </w:rPr>
+              <w:br/>
+              <w:t xml:space="preserve"/>
+            </w:r>
+            <w:r>
+              <w:rPr>
+                <w:rFonts w:ascii="Arial" w:cs="Arial" w:eastAsia="Arial" w:hAnsi="Arial"/>
+                <w:sz w:val="20"/>
+                <w:szCs w:val="20"/>
+              </w:rPr>
+              <w:br/>
+              <w:t xml:space="preserve"/>
+            </w:r>
+            <w:r>
+              <w:rPr>
+                <w:rFonts w:ascii="Arial" w:cs="Arial" w:eastAsia="Arial" w:hAnsi="Arial"/>
+                <w:b w:val="false"/>
+                <w:bCs w:val="false"/>
+                <w:i/>
+                <w:iCs/>
+                <w:color w:val="444444"/>
+                <w:sz w:val="20"/>
+                <w:szCs w:val="20"/>
+              </w:rPr>
+              <w:t xml:space="preserve">Today's Goal: By the end of class you will be able to use f-strings to format strings professionally with alignment, padding, and decimal precision.</w:t>
+            </w:r>
+            <w:r>
+              <w:rPr>
+                <w:rFonts w:ascii="Arial" w:cs="Arial" w:eastAsia="Arial" w:hAnsi="Arial"/>
+                <w:sz w:val="20"/>
+                <w:szCs w:val="20"/>
+              </w:rPr>
+              <w:br/>
+              <w:t xml:space="preserve"/>
+            </w:r>
+            <w:r>
+              <w:rPr>
+                <w:rFonts w:ascii="Arial" w:cs="Arial" w:eastAsia="Arial" w:hAnsi="Arial"/>
+                <w:b w:val="false"/>
+                <w:bCs w:val="false"/>
+                <w:i/>
+                <w:iCs/>
+                <w:color w:val="555555"/>
+                <w:sz w:val="20"/>
+                <w:szCs w:val="20"/>
+              </w:rPr>
+              <w:t xml:space="preserve">→ Pair-share your response, then 2–3 students share with the class.</w:t>
             </w:r>
           </w:p>
         </w:tc>
@@ -319,9 +515,9 @@
               <w:right w:val="single" w:color="CCCCCC" w:sz="1"/>
             </w:tcBorders>
             <w:tcMar>
-              <w:top w:type="dxa" w:w="60"/>
+              <w:top w:type="dxa" w:w="80"/>
               <w:left w:type="dxa" w:w="120"/>
-              <w:bottom w:type="dxa" w:w="60"/>
+              <w:bottom w:type="dxa" w:w="80"/>
               <w:right w:type="dxa" w:w="120"/>
             </w:tcMar>
           </w:tcPr>
@@ -348,20 +544,468 @@
               <w:right w:val="single" w:color="CCCCCC" w:sz="1"/>
             </w:tcBorders>
             <w:tcMar>
-              <w:top w:type="dxa" w:w="60"/>
+              <w:top w:type="dxa" w:w="80"/>
               <w:left w:type="dxa" w:w="120"/>
-              <w:bottom w:type="dxa" w:w="60"/>
+              <w:bottom w:type="dxa" w:w="80"/>
               <w:right w:type="dxa" w:w="120"/>
             </w:tcMar>
           </w:tcPr>
           <w:p>
-            <w:r>
-              <w:rPr>
-                <w:rFonts w:ascii="Arial" w:cs="Arial" w:eastAsia="Arial" w:hAnsi="Arial"/>
-                <w:sz w:val="20"/>
-                <w:szCs w:val="20"/>
-              </w:rPr>
-              <w:t xml:space="preserve">Mini Lesson: String Formatting — F-Strings in Depth, Alignment, Decimal Places</w:t>
+            <w:pPr>
+              <w:spacing w:after="80" w:before="80"/>
+            </w:pPr>
+            <w:r>
+              <w:rPr>
+                <w:rFonts w:ascii="Arial" w:cs="Arial" w:eastAsia="Arial" w:hAnsi="Arial"/>
+                <w:b/>
+                <w:bCs/>
+                <w:i w:val="false"/>
+                <w:iCs w:val="false"/>
+                <w:color w:val="000000"/>
+                <w:sz w:val="22"/>
+                <w:szCs w:val="22"/>
+              </w:rPr>
+              <w:t xml:space="preserve">Mini Lesson: </w:t>
+            </w:r>
+            <w:r>
+              <w:rPr>
+                <w:rFonts w:ascii="Arial" w:cs="Arial" w:eastAsia="Arial" w:hAnsi="Arial"/>
+                <w:b w:val="false"/>
+                <w:bCs w:val="false"/>
+                <w:i w:val="false"/>
+                <w:iCs w:val="false"/>
+                <w:color w:val="000000"/>
+                <w:sz w:val="22"/>
+                <w:szCs w:val="22"/>
+              </w:rPr>
+              <w:t xml:space="preserve">String Formatting — F-Strings in Depth, Alignment, Decimal Places</w:t>
+            </w:r>
+            <w:r>
+              <w:rPr>
+                <w:rFonts w:ascii="Arial" w:cs="Arial" w:eastAsia="Arial" w:hAnsi="Arial"/>
+                <w:sz w:val="20"/>
+                <w:szCs w:val="20"/>
+              </w:rPr>
+              <w:br/>
+              <w:t xml:space="preserve"/>
+            </w:r>
+            <w:r>
+              <w:rPr>
+                <w:rFonts w:ascii="Arial" w:cs="Arial" w:eastAsia="Arial" w:hAnsi="Arial"/>
+                <w:sz w:val="20"/>
+                <w:szCs w:val="20"/>
+              </w:rPr>
+              <w:br/>
+              <w:t xml:space="preserve"/>
+            </w:r>
+            <w:r>
+              <w:rPr>
+                <w:rFonts w:ascii="Arial" w:cs="Arial" w:eastAsia="Arial" w:hAnsi="Arial"/>
+                <w:b/>
+                <w:bCs/>
+                <w:i/>
+                <w:iCs/>
+                <w:color w:val="000000"/>
+                <w:sz w:val="20"/>
+                <w:szCs w:val="20"/>
+              </w:rPr>
+              <w:t xml:space="preserve">Learning Target: </w:t>
+            </w:r>
+            <w:r>
+              <w:rPr>
+                <w:rFonts w:ascii="Arial" w:cs="Arial" w:eastAsia="Arial" w:hAnsi="Arial"/>
+                <w:b w:val="false"/>
+                <w:bCs w:val="false"/>
+                <w:i/>
+                <w:iCs/>
+                <w:color w:val="333333"/>
+                <w:sz w:val="20"/>
+                <w:szCs w:val="20"/>
+              </w:rPr>
+              <w:t xml:space="preserve">I can use f-strings to format strings professionally with alignment, padding, and decimal precision.</w:t>
+            </w:r>
+            <w:r>
+              <w:rPr>
+                <w:rFonts w:ascii="Arial" w:cs="Arial" w:eastAsia="Arial" w:hAnsi="Arial"/>
+                <w:sz w:val="20"/>
+                <w:szCs w:val="20"/>
+              </w:rPr>
+              <w:br/>
+              <w:t xml:space="preserve"/>
+            </w:r>
+            <w:r>
+              <w:rPr>
+                <w:rFonts w:ascii="Arial" w:cs="Arial" w:eastAsia="Arial" w:hAnsi="Arial"/>
+                <w:sz w:val="20"/>
+                <w:szCs w:val="20"/>
+              </w:rPr>
+              <w:br/>
+              <w:t xml:space="preserve"/>
+            </w:r>
+            <w:r>
+              <w:rPr>
+                <w:rFonts w:ascii="Arial" w:cs="Arial" w:eastAsia="Arial" w:hAnsi="Arial"/>
+                <w:b w:val="false"/>
+                <w:bCs w:val="false"/>
+                <w:i w:val="false"/>
+                <w:iCs w:val="false"/>
+                <w:color w:val="000000"/>
+                <w:sz w:val="20"/>
+                <w:szCs w:val="20"/>
+              </w:rPr>
+              <w:t xml:space="preserve">F-strings (formatted string literals) allow you to embed variables and expressions directly into strings using f"..." syntax. They were introduced in Python 3.6 and are the modern way to format strings.</w:t>
+            </w:r>
+            <w:r>
+              <w:rPr>
+                <w:rFonts w:ascii="Arial" w:cs="Arial" w:eastAsia="Arial" w:hAnsi="Arial"/>
+                <w:sz w:val="20"/>
+                <w:szCs w:val="20"/>
+              </w:rPr>
+              <w:br/>
+              <w:t xml:space="preserve"/>
+            </w:r>
+            <w:r>
+              <w:rPr>
+                <w:rFonts w:ascii="Arial" w:cs="Arial" w:eastAsia="Arial" w:hAnsi="Arial"/>
+                <w:b w:val="false"/>
+                <w:bCs w:val="false"/>
+                <w:i w:val="false"/>
+                <w:iCs w:val="false"/>
+                <w:color w:val="000000"/>
+                <w:sz w:val="20"/>
+                <w:szCs w:val="20"/>
+              </w:rPr>
+              <w:t xml:space="preserve">Basic f-string: f"Hello, {name}" embeds the variable name into the string.</w:t>
+            </w:r>
+            <w:r>
+              <w:rPr>
+                <w:rFonts w:ascii="Arial" w:cs="Arial" w:eastAsia="Arial" w:hAnsi="Arial"/>
+                <w:sz w:val="20"/>
+                <w:szCs w:val="20"/>
+              </w:rPr>
+              <w:br/>
+              <w:t xml:space="preserve"/>
+            </w:r>
+            <w:r>
+              <w:rPr>
+                <w:rFonts w:ascii="Arial" w:cs="Arial" w:eastAsia="Arial" w:hAnsi="Arial"/>
+                <w:sz w:val="20"/>
+                <w:szCs w:val="20"/>
+              </w:rPr>
+              <w:br/>
+              <w:t xml:space="preserve"/>
+            </w:r>
+            <w:r>
+              <w:rPr>
+                <w:rFonts w:ascii="Arial" w:cs="Arial" w:eastAsia="Arial" w:hAnsi="Arial"/>
+                <w:b/>
+                <w:bCs/>
+                <w:i w:val="false"/>
+                <w:iCs w:val="false"/>
+                <w:color w:val="000000"/>
+                <w:sz w:val="20"/>
+                <w:szCs w:val="20"/>
+              </w:rPr>
+              <w:t xml:space="preserve">Key Concepts:</w:t>
+            </w:r>
+            <w:r>
+              <w:rPr>
+                <w:rFonts w:ascii="Arial" w:cs="Arial" w:eastAsia="Arial" w:hAnsi="Arial"/>
+                <w:sz w:val="20"/>
+                <w:szCs w:val="20"/>
+              </w:rPr>
+              <w:br/>
+              <w:t xml:space="preserve"/>
+            </w:r>
+            <w:r>
+              <w:rPr>
+                <w:rFonts w:ascii="Arial" w:cs="Arial" w:eastAsia="Arial" w:hAnsi="Arial"/>
+                <w:b w:val="false"/>
+                <w:bCs w:val="false"/>
+                <w:i w:val="false"/>
+                <w:iCs w:val="false"/>
+                <w:color w:val="000000"/>
+                <w:sz w:val="20"/>
+                <w:szCs w:val="20"/>
+              </w:rPr>
+              <w:t xml:space="preserve">    • .1f → 1 decimal place</w:t>
+            </w:r>
+            <w:r>
+              <w:rPr>
+                <w:rFonts w:ascii="Arial" w:cs="Arial" w:eastAsia="Arial" w:hAnsi="Arial"/>
+                <w:sz w:val="20"/>
+                <w:szCs w:val="20"/>
+              </w:rPr>
+              <w:br/>
+              <w:t xml:space="preserve"/>
+            </w:r>
+            <w:r>
+              <w:rPr>
+                <w:rFonts w:ascii="Arial" w:cs="Arial" w:eastAsia="Arial" w:hAnsi="Arial"/>
+                <w:b w:val="false"/>
+                <w:bCs w:val="false"/>
+                <w:i w:val="false"/>
+                <w:iCs w:val="false"/>
+                <w:color w:val="000000"/>
+                <w:sz w:val="20"/>
+                <w:szCs w:val="20"/>
+              </w:rPr>
+              <w:t xml:space="preserve">    • .2f → 2 decimal places</w:t>
+            </w:r>
+            <w:r>
+              <w:rPr>
+                <w:rFonts w:ascii="Arial" w:cs="Arial" w:eastAsia="Arial" w:hAnsi="Arial"/>
+                <w:sz w:val="20"/>
+                <w:szCs w:val="20"/>
+              </w:rPr>
+              <w:br/>
+              <w:t xml:space="preserve"/>
+            </w:r>
+            <w:r>
+              <w:rPr>
+                <w:rFonts w:ascii="Arial" w:cs="Arial" w:eastAsia="Arial" w:hAnsi="Arial"/>
+                <w:b w:val="false"/>
+                <w:bCs w:val="false"/>
+                <w:i w:val="false"/>
+                <w:iCs w:val="false"/>
+                <w:color w:val="000000"/>
+                <w:sz w:val="20"/>
+                <w:szCs w:val="20"/>
+              </w:rPr>
+              <w:t xml:space="preserve">    • .3f → 3 decimal places</w:t>
+            </w:r>
+            <w:r>
+              <w:rPr>
+                <w:rFonts w:ascii="Arial" w:cs="Arial" w:eastAsia="Arial" w:hAnsi="Arial"/>
+                <w:sz w:val="20"/>
+                <w:szCs w:val="20"/>
+              </w:rPr>
+              <w:br/>
+              <w:t xml:space="preserve"/>
+            </w:r>
+            <w:r>
+              <w:rPr>
+                <w:rFonts w:ascii="Arial" w:cs="Arial" w:eastAsia="Arial" w:hAnsi="Arial"/>
+                <w:b w:val="false"/>
+                <w:bCs w:val="false"/>
+                <w:i w:val="false"/>
+                <w:iCs w:val="false"/>
+                <w:color w:val="000000"/>
+                <w:sz w:val="20"/>
+                <w:szCs w:val="20"/>
+              </w:rPr>
+              <w:t xml:space="preserve">    • f"{value:10}" → Right-align in 10 characters</w:t>
+            </w:r>
+            <w:r>
+              <w:rPr>
+                <w:rFonts w:ascii="Arial" w:cs="Arial" w:eastAsia="Arial" w:hAnsi="Arial"/>
+                <w:sz w:val="20"/>
+                <w:szCs w:val="20"/>
+              </w:rPr>
+              <w:br/>
+              <w:t xml:space="preserve"/>
+            </w:r>
+            <w:r>
+              <w:rPr>
+                <w:rFonts w:ascii="Arial" w:cs="Arial" w:eastAsia="Arial" w:hAnsi="Arial"/>
+                <w:b w:val="false"/>
+                <w:bCs w:val="false"/>
+                <w:i w:val="false"/>
+                <w:iCs w:val="false"/>
+                <w:color w:val="000000"/>
+                <w:sz w:val="20"/>
+                <w:szCs w:val="20"/>
+              </w:rPr>
+              <w:t xml:space="preserve">    • f"{value:&lt;10}" → Left-align in 10 characters</w:t>
+            </w:r>
+            <w:r>
+              <w:rPr>
+                <w:rFonts w:ascii="Arial" w:cs="Arial" w:eastAsia="Arial" w:hAnsi="Arial"/>
+                <w:sz w:val="20"/>
+                <w:szCs w:val="20"/>
+              </w:rPr>
+              <w:br/>
+              <w:t xml:space="preserve"/>
+            </w:r>
+            <w:r>
+              <w:rPr>
+                <w:rFonts w:ascii="Arial" w:cs="Arial" w:eastAsia="Arial" w:hAnsi="Arial"/>
+                <w:b w:val="false"/>
+                <w:bCs w:val="false"/>
+                <w:i w:val="false"/>
+                <w:iCs w:val="false"/>
+                <w:color w:val="000000"/>
+                <w:sz w:val="20"/>
+                <w:szCs w:val="20"/>
+              </w:rPr>
+              <w:t xml:space="preserve">    • f"{value:^10}" → Center in 10 characters</w:t>
+            </w:r>
+            <w:r>
+              <w:rPr>
+                <w:rFonts w:ascii="Arial" w:cs="Arial" w:eastAsia="Arial" w:hAnsi="Arial"/>
+                <w:sz w:val="20"/>
+                <w:szCs w:val="20"/>
+              </w:rPr>
+              <w:br/>
+              <w:t xml:space="preserve"/>
+            </w:r>
+            <w:r>
+              <w:rPr>
+                <w:rFonts w:ascii="Arial" w:cs="Arial" w:eastAsia="Arial" w:hAnsi="Arial"/>
+                <w:b w:val="false"/>
+                <w:bCs w:val="false"/>
+                <w:i w:val="false"/>
+                <w:iCs w:val="false"/>
+                <w:color w:val="000000"/>
+                <w:sz w:val="20"/>
+                <w:szCs w:val="20"/>
+              </w:rPr>
+              <w:t xml:space="preserve">    • f"{value:&gt;10}" → Right-align explicitly</w:t>
+            </w:r>
+            <w:r>
+              <w:rPr>
+                <w:rFonts w:ascii="Arial" w:cs="Arial" w:eastAsia="Arial" w:hAnsi="Arial"/>
+                <w:sz w:val="20"/>
+                <w:szCs w:val="20"/>
+              </w:rPr>
+              <w:br/>
+              <w:t xml:space="preserve"/>
+            </w:r>
+            <w:r>
+              <w:rPr>
+                <w:rFonts w:ascii="Arial" w:cs="Arial" w:eastAsia="Arial" w:hAnsi="Arial"/>
+                <w:b w:val="false"/>
+                <w:bCs w:val="false"/>
+                <w:i w:val="false"/>
+                <w:iCs w:val="false"/>
+                <w:color w:val="000000"/>
+                <w:sz w:val="20"/>
+                <w:szCs w:val="20"/>
+              </w:rPr>
+              <w:t xml:space="preserve">    • Currency: f"${amount:.2f}" → $9.99</w:t>
+            </w:r>
+            <w:r>
+              <w:rPr>
+                <w:rFonts w:ascii="Arial" w:cs="Arial" w:eastAsia="Arial" w:hAnsi="Arial"/>
+                <w:sz w:val="20"/>
+                <w:szCs w:val="20"/>
+              </w:rPr>
+              <w:br/>
+              <w:t xml:space="preserve"/>
+            </w:r>
+            <w:r>
+              <w:rPr>
+                <w:rFonts w:ascii="Arial" w:cs="Arial" w:eastAsia="Arial" w:hAnsi="Arial"/>
+                <w:sz w:val="20"/>
+                <w:szCs w:val="20"/>
+              </w:rPr>
+              <w:br/>
+              <w:t xml:space="preserve"/>
+            </w:r>
+            <w:r>
+              <w:rPr>
+                <w:rFonts w:ascii="Arial" w:cs="Arial" w:eastAsia="Arial" w:hAnsi="Arial"/>
+                <w:b/>
+                <w:bCs/>
+                <w:i w:val="false"/>
+                <w:iCs w:val="false"/>
+                <w:color w:val="000000"/>
+                <w:sz w:val="20"/>
+                <w:szCs w:val="20"/>
+              </w:rPr>
+              <w:t xml:space="preserve">Vocabulary: </w:t>
+            </w:r>
+            <w:r>
+              <w:rPr>
+                <w:rFonts w:ascii="Arial" w:cs="Arial" w:eastAsia="Arial" w:hAnsi="Arial"/>
+                <w:b w:val="false"/>
+                <w:bCs w:val="false"/>
+                <w:i w:val="false"/>
+                <w:iCs w:val="false"/>
+                <w:color w:val="000000"/>
+                <w:sz w:val="20"/>
+                <w:szCs w:val="20"/>
+              </w:rPr>
+              <w:t xml:space="preserve">F-strings, Basic f-string, Decimal places, Alignment and width, Common formatting patterns</w:t>
+            </w:r>
+            <w:r>
+              <w:rPr>
+                <w:rFonts w:ascii="Arial" w:cs="Arial" w:eastAsia="Arial" w:hAnsi="Arial"/>
+                <w:sz w:val="20"/>
+                <w:szCs w:val="20"/>
+              </w:rPr>
+              <w:br/>
+              <w:t xml:space="preserve"/>
+            </w:r>
+            <w:r>
+              <w:rPr>
+                <w:rFonts w:ascii="Arial" w:cs="Arial" w:eastAsia="Arial" w:hAnsi="Arial"/>
+                <w:sz w:val="20"/>
+                <w:szCs w:val="20"/>
+              </w:rPr>
+              <w:br/>
+              <w:t xml:space="preserve"/>
+            </w:r>
+            <w:r>
+              <w:rPr>
+                <w:rFonts w:ascii="Arial" w:cs="Arial" w:eastAsia="Arial" w:hAnsi="Arial"/>
+                <w:b/>
+                <w:bCs/>
+                <w:i/>
+                <w:iCs/>
+                <w:color w:val="555555"/>
+                <w:sz w:val="20"/>
+                <w:szCs w:val="20"/>
+              </w:rPr>
+              <w:t xml:space="preserve">→ Live Demo — </w:t>
+            </w:r>
+            <w:r>
+              <w:rPr>
+                <w:rFonts w:ascii="Arial" w:cs="Arial" w:eastAsia="Arial" w:hAnsi="Arial"/>
+                <w:b w:val="false"/>
+                <w:bCs w:val="false"/>
+                <w:i/>
+                <w:iCs/>
+                <w:color w:val="555555"/>
+                <w:sz w:val="20"/>
+                <w:szCs w:val="20"/>
+              </w:rPr>
+              <w:t xml:space="preserve">type examples as students follow along in their own editor.</w:t>
+            </w:r>
+            <w:r>
+              <w:rPr>
+                <w:rFonts w:ascii="Arial" w:cs="Arial" w:eastAsia="Arial" w:hAnsi="Arial"/>
+                <w:sz w:val="20"/>
+                <w:szCs w:val="20"/>
+              </w:rPr>
+              <w:br/>
+              <w:t xml:space="preserve"/>
+            </w:r>
+            <w:r>
+              <w:rPr>
+                <w:rFonts w:ascii="Arial" w:cs="Arial" w:eastAsia="Arial" w:hAnsi="Arial"/>
+                <w:b/>
+                <w:bCs/>
+                <w:i/>
+                <w:iCs/>
+                <w:color w:val="555555"/>
+                <w:sz w:val="20"/>
+                <w:szCs w:val="20"/>
+              </w:rPr>
+              <w:t xml:space="preserve">→ Check for Understanding: </w:t>
+            </w:r>
+            <w:r>
+              <w:rPr>
+                <w:rFonts w:ascii="Arial" w:cs="Arial" w:eastAsia="Arial" w:hAnsi="Arial"/>
+                <w:b w:val="false"/>
+                <w:bCs w:val="false"/>
+                <w:i/>
+                <w:iCs/>
+                <w:color w:val="555555"/>
+                <w:sz w:val="20"/>
+                <w:szCs w:val="20"/>
+              </w:rPr>
+              <w:t xml:space="preserve">pause and cold-call: “Can someone explain what we just did in their own words?”</w:t>
             </w:r>
           </w:p>
         </w:tc>
@@ -377,9 +1021,9 @@
               <w:right w:val="single" w:color="CCCCCC" w:sz="1"/>
             </w:tcBorders>
             <w:tcMar>
-              <w:top w:type="dxa" w:w="60"/>
+              <w:top w:type="dxa" w:w="80"/>
               <w:left w:type="dxa" w:w="120"/>
-              <w:bottom w:type="dxa" w:w="60"/>
+              <w:bottom w:type="dxa" w:w="80"/>
               <w:right w:type="dxa" w:w="120"/>
             </w:tcMar>
           </w:tcPr>
@@ -406,20 +1050,90 @@
               <w:right w:val="single" w:color="CCCCCC" w:sz="1"/>
             </w:tcBorders>
             <w:tcMar>
-              <w:top w:type="dxa" w:w="60"/>
+              <w:top w:type="dxa" w:w="80"/>
               <w:left w:type="dxa" w:w="120"/>
-              <w:bottom w:type="dxa" w:w="60"/>
+              <w:bottom w:type="dxa" w:w="80"/>
               <w:right w:type="dxa" w:w="120"/>
             </w:tcMar>
           </w:tcPr>
           <w:p>
-            <w:r>
-              <w:rPr>
-                <w:rFonts w:ascii="Arial" w:cs="Arial" w:eastAsia="Arial" w:hAnsi="Arial"/>
-                <w:sz w:val="20"/>
-                <w:szCs w:val="20"/>
+            <w:pPr>
+              <w:spacing w:after="80" w:before="80"/>
+            </w:pPr>
+            <w:r>
+              <w:rPr>
+                <w:rFonts w:ascii="Arial" w:cs="Arial" w:eastAsia="Arial" w:hAnsi="Arial"/>
+                <w:b/>
+                <w:bCs/>
+                <w:i w:val="false"/>
+                <w:iCs w:val="false"/>
+                <w:color w:val="000000"/>
+                <w:sz w:val="22"/>
+                <w:szCs w:val="22"/>
               </w:rPr>
               <w:t xml:space="preserve">Guided Practice</w:t>
+            </w:r>
+            <w:r>
+              <w:rPr>
+                <w:rFonts w:ascii="Arial" w:cs="Arial" w:eastAsia="Arial" w:hAnsi="Arial"/>
+                <w:sz w:val="20"/>
+                <w:szCs w:val="20"/>
+              </w:rPr>
+              <w:br/>
+              <w:t xml:space="preserve"/>
+            </w:r>
+            <w:r>
+              <w:rPr>
+                <w:rFonts w:ascii="Arial" w:cs="Arial" w:eastAsia="Arial" w:hAnsi="Arial"/>
+                <w:sz w:val="20"/>
+                <w:szCs w:val="20"/>
+              </w:rPr>
+              <w:br/>
+              <w:t xml:space="preserve"/>
+            </w:r>
+            <w:r>
+              <w:rPr>
+                <w:rFonts w:ascii="Arial" w:cs="Arial" w:eastAsia="Arial" w:hAnsi="Arial"/>
+                <w:b w:val="false"/>
+                <w:bCs w:val="false"/>
+                <w:i w:val="false"/>
+                <w:iCs w:val="false"/>
+                <w:color w:val="000000"/>
+                <w:sz w:val="20"/>
+                <w:szCs w:val="20"/>
+              </w:rPr>
+              <w:t xml:space="preserve">1. Create variables for name, age, and salary.</w:t>
+            </w:r>
+            <w:r>
+              <w:rPr>
+                <w:rFonts w:ascii="Arial" w:cs="Arial" w:eastAsia="Arial" w:hAnsi="Arial"/>
+                <w:sz w:val="20"/>
+                <w:szCs w:val="20"/>
+              </w:rPr>
+              <w:br/>
+              <w:t xml:space="preserve"/>
+            </w:r>
+            <w:r>
+              <w:rPr>
+                <w:rFonts w:ascii="Arial" w:cs="Arial" w:eastAsia="Arial" w:hAnsi="Arial"/>
+                <w:sz w:val="20"/>
+                <w:szCs w:val="20"/>
+              </w:rPr>
+              <w:br/>
+              <w:t xml:space="preserve"/>
+            </w:r>
+            <w:r>
+              <w:rPr>
+                <w:rFonts w:ascii="Arial" w:cs="Arial" w:eastAsia="Arial" w:hAnsi="Arial"/>
+                <w:b w:val="false"/>
+                <w:bCs w:val="false"/>
+                <w:i/>
+                <w:iCs/>
+                <w:color w:val="555555"/>
+                <w:sz w:val="20"/>
+                <w:szCs w:val="20"/>
+              </w:rPr>
+              <w:t xml:space="preserve">→ Teacher models — students try alongside, then compare results.</w:t>
             </w:r>
           </w:p>
         </w:tc>
@@ -435,9 +1149,9 @@
               <w:right w:val="single" w:color="CCCCCC" w:sz="1"/>
             </w:tcBorders>
             <w:tcMar>
-              <w:top w:type="dxa" w:w="60"/>
+              <w:top w:type="dxa" w:w="80"/>
               <w:left w:type="dxa" w:w="120"/>
-              <w:bottom w:type="dxa" w:w="60"/>
+              <w:bottom w:type="dxa" w:w="80"/>
               <w:right w:type="dxa" w:w="120"/>
             </w:tcMar>
           </w:tcPr>
@@ -450,7 +1164,7 @@
                 <w:sz w:val="20"/>
                 <w:szCs w:val="20"/>
               </w:rPr>
-              <w:t xml:space="preserve">15-20 min</w:t>
+              <w:t xml:space="preserve">15–20 min</w:t>
             </w:r>
           </w:p>
         </w:tc>
@@ -464,20 +1178,164 @@
               <w:right w:val="single" w:color="CCCCCC" w:sz="1"/>
             </w:tcBorders>
             <w:tcMar>
-              <w:top w:type="dxa" w:w="60"/>
+              <w:top w:type="dxa" w:w="80"/>
               <w:left w:type="dxa" w:w="120"/>
-              <w:bottom w:type="dxa" w:w="60"/>
+              <w:bottom w:type="dxa" w:w="80"/>
               <w:right w:type="dxa" w:w="120"/>
             </w:tcMar>
           </w:tcPr>
           <w:p>
-            <w:r>
-              <w:rPr>
-                <w:rFonts w:ascii="Arial" w:cs="Arial" w:eastAsia="Arial" w:hAnsi="Arial"/>
-                <w:sz w:val="20"/>
-                <w:szCs w:val="20"/>
+            <w:pPr>
+              <w:spacing w:after="80" w:before="80"/>
+            </w:pPr>
+            <w:r>
+              <w:rPr>
+                <w:rFonts w:ascii="Arial" w:cs="Arial" w:eastAsia="Arial" w:hAnsi="Arial"/>
+                <w:b/>
+                <w:bCs/>
+                <w:i w:val="false"/>
+                <w:iCs w:val="false"/>
+                <w:color w:val="000000"/>
+                <w:sz w:val="22"/>
+                <w:szCs w:val="22"/>
               </w:rPr>
               <w:t xml:space="preserve">Independent Practice / Code Along</w:t>
+            </w:r>
+            <w:r>
+              <w:rPr>
+                <w:rFonts w:ascii="Arial" w:cs="Arial" w:eastAsia="Arial" w:hAnsi="Arial"/>
+                <w:sz w:val="20"/>
+                <w:szCs w:val="20"/>
+              </w:rPr>
+              <w:br/>
+              <w:t xml:space="preserve"/>
+            </w:r>
+            <w:r>
+              <w:rPr>
+                <w:rFonts w:ascii="Arial" w:cs="Arial" w:eastAsia="Arial" w:hAnsi="Arial"/>
+                <w:b/>
+                <w:bCs/>
+                <w:i w:val="false"/>
+                <w:iCs w:val="false"/>
+                <w:color w:val="000000"/>
+                <w:sz w:val="20"/>
+                <w:szCs w:val="20"/>
+              </w:rPr>
+              <w:t xml:space="preserve">    Beginner: </w:t>
+            </w:r>
+            <w:r>
+              <w:rPr>
+                <w:rFonts w:ascii="Arial" w:cs="Arial" w:eastAsia="Arial" w:hAnsi="Arial"/>
+                <w:b w:val="false"/>
+                <w:bCs w:val="false"/>
+                <w:i w:val="false"/>
+                <w:iCs w:val="false"/>
+                <w:color w:val="000000"/>
+                <w:sz w:val="20"/>
+                <w:szCs w:val="20"/>
+              </w:rPr>
+              <w:t xml:space="preserve">Format a price with 2 decimal places and a product name:</w:t>
+            </w:r>
+            <w:r>
+              <w:rPr>
+                <w:rFonts w:ascii="Arial" w:cs="Arial" w:eastAsia="Arial" w:hAnsi="Arial"/>
+                <w:sz w:val="20"/>
+                <w:szCs w:val="20"/>
+              </w:rPr>
+              <w:br/>
+              <w:t xml:space="preserve"/>
+            </w:r>
+            <w:r>
+              <w:rPr>
+                <w:rFonts w:ascii="Arial" w:cs="Arial" w:eastAsia="Arial" w:hAnsi="Arial"/>
+                <w:b/>
+                <w:bCs/>
+                <w:i w:val="false"/>
+                <w:iCs w:val="false"/>
+                <w:color w:val="000000"/>
+                <w:sz w:val="20"/>
+                <w:szCs w:val="20"/>
+              </w:rPr>
+              <w:t xml:space="preserve">    Intermediate: </w:t>
+            </w:r>
+            <w:r>
+              <w:rPr>
+                <w:rFonts w:ascii="Arial" w:cs="Arial" w:eastAsia="Arial" w:hAnsi="Arial"/>
+                <w:b w:val="false"/>
+                <w:bCs w:val="false"/>
+                <w:i w:val="false"/>
+                <w:iCs w:val="false"/>
+                <w:color w:val="000000"/>
+                <w:sz w:val="20"/>
+                <w:szCs w:val="20"/>
+              </w:rPr>
+              <w:t xml:space="preserve">Create a receipt showing: - Item names (left-aligned in 20 characters) - Prices (right-aligned in 10 characters) - Quantities (right-aligned…</w:t>
+            </w:r>
+            <w:r>
+              <w:rPr>
+                <w:rFonts w:ascii="Arial" w:cs="Arial" w:eastAsia="Arial" w:hAnsi="Arial"/>
+                <w:sz w:val="20"/>
+                <w:szCs w:val="20"/>
+              </w:rPr>
+              <w:br/>
+              <w:t xml:space="preserve"/>
+            </w:r>
+            <w:r>
+              <w:rPr>
+                <w:rFonts w:ascii="Arial" w:cs="Arial" w:eastAsia="Arial" w:hAnsi="Arial"/>
+                <w:b/>
+                <w:bCs/>
+                <w:i w:val="false"/>
+                <w:iCs w:val="false"/>
+                <w:color w:val="000000"/>
+                <w:sz w:val="20"/>
+                <w:szCs w:val="20"/>
+              </w:rPr>
+              <w:t xml:space="preserve">    Challenge: </w:t>
+            </w:r>
+            <w:r>
+              <w:rPr>
+                <w:rFonts w:ascii="Arial" w:cs="Arial" w:eastAsia="Arial" w:hAnsi="Arial"/>
+                <w:b w:val="false"/>
+                <w:bCs w:val="false"/>
+                <w:i w:val="false"/>
+                <w:iCs w:val="false"/>
+                <w:color w:val="000000"/>
+                <w:sz w:val="20"/>
+                <w:szCs w:val="20"/>
+              </w:rPr>
+              <w:t xml:space="preserve">Create a grade report that: - Shows three test scores formatted to 1 decimal - Calculates and displays the average formatted to 1 decimal -…</w:t>
+            </w:r>
+            <w:r>
+              <w:rPr>
+                <w:rFonts w:ascii="Arial" w:cs="Arial" w:eastAsia="Arial" w:hAnsi="Arial"/>
+                <w:sz w:val="20"/>
+                <w:szCs w:val="20"/>
+              </w:rPr>
+              <w:br/>
+              <w:t xml:space="preserve"/>
+            </w:r>
+            <w:r>
+              <w:rPr>
+                <w:rFonts w:ascii="Arial" w:cs="Arial" w:eastAsia="Arial" w:hAnsi="Arial"/>
+                <w:sz w:val="20"/>
+                <w:szCs w:val="20"/>
+              </w:rPr>
+              <w:br/>
+              <w:t xml:space="preserve"/>
+            </w:r>
+            <w:r>
+              <w:rPr>
+                <w:rFonts w:ascii="Arial" w:cs="Arial" w:eastAsia="Arial" w:hAnsi="Arial"/>
+                <w:b w:val="false"/>
+                <w:bCs w:val="false"/>
+                <w:i/>
+                <w:iCs/>
+                <w:color w:val="555555"/>
+                <w:sz w:val="20"/>
+                <w:szCs w:val="20"/>
+              </w:rPr>
+              <w:t xml:space="preserve">→ Teacher circulates — offer hints, check for understanding.</w:t>
             </w:r>
           </w:p>
         </w:tc>
@@ -493,9 +1351,9 @@
               <w:right w:val="single" w:color="CCCCCC" w:sz="1"/>
             </w:tcBorders>
             <w:tcMar>
-              <w:top w:type="dxa" w:w="60"/>
+              <w:top w:type="dxa" w:w="80"/>
               <w:left w:type="dxa" w:w="120"/>
-              <w:bottom w:type="dxa" w:w="60"/>
+              <w:bottom w:type="dxa" w:w="80"/>
               <w:right w:type="dxa" w:w="120"/>
             </w:tcMar>
           </w:tcPr>
@@ -522,20 +1380,90 @@
               <w:right w:val="single" w:color="CCCCCC" w:sz="1"/>
             </w:tcBorders>
             <w:tcMar>
-              <w:top w:type="dxa" w:w="60"/>
+              <w:top w:type="dxa" w:w="80"/>
               <w:left w:type="dxa" w:w="120"/>
-              <w:bottom w:type="dxa" w:w="60"/>
+              <w:bottom w:type="dxa" w:w="80"/>
               <w:right w:type="dxa" w:w="120"/>
             </w:tcMar>
           </w:tcPr>
           <w:p>
-            <w:r>
-              <w:rPr>
-                <w:rFonts w:ascii="Arial" w:cs="Arial" w:eastAsia="Arial" w:hAnsi="Arial"/>
-                <w:sz w:val="20"/>
-                <w:szCs w:val="20"/>
+            <w:pPr>
+              <w:spacing w:after="80" w:before="80"/>
+            </w:pPr>
+            <w:r>
+              <w:rPr>
+                <w:rFonts w:ascii="Arial" w:cs="Arial" w:eastAsia="Arial" w:hAnsi="Arial"/>
+                <w:b/>
+                <w:bCs/>
+                <w:i w:val="false"/>
+                <w:iCs w:val="false"/>
+                <w:color w:val="000000"/>
+                <w:sz w:val="22"/>
+                <w:szCs w:val="22"/>
               </w:rPr>
               <w:t xml:space="preserve">Exit Ticket / Wrap-Up</w:t>
+            </w:r>
+            <w:r>
+              <w:rPr>
+                <w:rFonts w:ascii="Arial" w:cs="Arial" w:eastAsia="Arial" w:hAnsi="Arial"/>
+                <w:sz w:val="20"/>
+                <w:szCs w:val="20"/>
+              </w:rPr>
+              <w:br/>
+              <w:t xml:space="preserve"/>
+            </w:r>
+            <w:r>
+              <w:rPr>
+                <w:rFonts w:ascii="Arial" w:cs="Arial" w:eastAsia="Arial" w:hAnsi="Arial"/>
+                <w:sz w:val="20"/>
+                <w:szCs w:val="20"/>
+              </w:rPr>
+              <w:br/>
+              <w:t xml:space="preserve"/>
+            </w:r>
+            <w:r>
+              <w:rPr>
+                <w:rFonts w:ascii="Arial" w:cs="Arial" w:eastAsia="Arial" w:hAnsi="Arial"/>
+                <w:b w:val="false"/>
+                <w:bCs w:val="false"/>
+                <w:i w:val="false"/>
+                <w:iCs w:val="false"/>
+                <w:color w:val="000000"/>
+                <w:sz w:val="20"/>
+                <w:szCs w:val="20"/>
+              </w:rPr>
+              <w:t xml:space="preserve">Quick Check: Use f-strings to format strings professionally with alignment, padding, and decimal precision?</w:t>
+            </w:r>
+            <w:r>
+              <w:rPr>
+                <w:rFonts w:ascii="Arial" w:cs="Arial" w:eastAsia="Arial" w:hAnsi="Arial"/>
+                <w:sz w:val="20"/>
+                <w:szCs w:val="20"/>
+              </w:rPr>
+              <w:br/>
+              <w:t xml:space="preserve"/>
+            </w:r>
+            <w:r>
+              <w:rPr>
+                <w:rFonts w:ascii="Arial" w:cs="Arial" w:eastAsia="Arial" w:hAnsi="Arial"/>
+                <w:sz w:val="20"/>
+                <w:szCs w:val="20"/>
+              </w:rPr>
+              <w:br/>
+              <w:t xml:space="preserve"/>
+            </w:r>
+            <w:r>
+              <w:rPr>
+                <w:rFonts w:ascii="Arial" w:cs="Arial" w:eastAsia="Arial" w:hAnsi="Arial"/>
+                <w:b w:val="false"/>
+                <w:bCs w:val="false"/>
+                <w:i/>
+                <w:iCs/>
+                <w:color w:val="555555"/>
+                <w:sz w:val="20"/>
+                <w:szCs w:val="20"/>
+              </w:rPr>
+              <w:t xml:space="preserve">→ 3–2–1: Name 3 things learned, 2 new vocab words, 1 question you still have.</w:t>
             </w:r>
           </w:p>
         </w:tc>
@@ -939,19 +1867,6 @@
                 <w:sz w:val="18"/>
                 <w:szCs w:val="18"/>
               </w:rPr>
-              <w:t xml:space="preserve"># Basic f-strings</w:t>
-            </w:r>
-          </w:p>
-          <w:p>
-            <w:pPr>
-              <w:spacing w:after="20"/>
-            </w:pPr>
-            <w:r>
-              <w:rPr>
-                <w:rFonts w:ascii="Courier New" w:cs="Courier New" w:eastAsia="Courier New" w:hAnsi="Courier New"/>
-                <w:sz w:val="18"/>
-                <w:szCs w:val="18"/>
-              </w:rPr>
               <w:t xml:space="preserve">name = "Alice"</w:t>
             </w:r>
           </w:p>
@@ -1004,7 +1919,7 @@
                 <w:sz w:val="18"/>
                 <w:szCs w:val="18"/>
               </w:rPr>
-              <w:t xml:space="preserve"># Decimal places</w:t>
+              <w:t xml:space="preserve"> </w:t>
             </w:r>
           </w:p>
           <w:p>
@@ -1095,7 +2010,7 @@
                 <w:sz w:val="18"/>
                 <w:szCs w:val="18"/>
               </w:rPr>
-              <w:t xml:space="preserve"># Expressions in f-strings</w:t>
+              <w:t xml:space="preserve"> </w:t>
             </w:r>
           </w:p>
           <w:p>
@@ -1173,7 +2088,7 @@
                 <w:sz w:val="18"/>
                 <w:szCs w:val="18"/>
               </w:rPr>
-              <w:t xml:space="preserve"># Alignment</w:t>
+              <w:t xml:space="preserve"> </w:t>
             </w:r>
           </w:p>
           <w:p>
@@ -1251,7 +2166,7 @@
                 <w:sz w:val="18"/>
                 <w:szCs w:val="18"/>
               </w:rPr>
-              <w:t xml:space="preserve"># Formatting numbers</w:t>
+              <w:t xml:space="preserve"> </w:t>
             </w:r>
           </w:p>
           <w:p>
@@ -1316,7 +2231,7 @@
                 <w:sz w:val="18"/>
                 <w:szCs w:val="18"/>
               </w:rPr>
-              <w:t xml:space="preserve"># Currency</w:t>
+              <w:t xml:space="preserve"> </w:t>
             </w:r>
           </w:p>
           <w:p>
@@ -1368,7 +2283,7 @@
                 <w:sz w:val="18"/>
                 <w:szCs w:val="18"/>
               </w:rPr>
-              <w:t xml:space="preserve"># Creating tables</w:t>
+              <w:t xml:space="preserve"> </w:t>
             </w:r>
           </w:p>
           <w:p>
@@ -1433,7 +2348,7 @@
                 <w:sz w:val="18"/>
                 <w:szCs w:val="18"/>
               </w:rPr>
-              <w:t xml:space="preserve"># Multiple values</w:t>
+              <w:t xml:space="preserve"> </w:t>
             </w:r>
           </w:p>
           <w:p>
@@ -1537,7 +2452,7 @@
                 <w:sz w:val="18"/>
                 <w:szCs w:val="18"/>
               </w:rPr>
-              <w:t xml:space="preserve"># Padding with zeros</w:t>
+              <w:t xml:space="preserve"> </w:t>
             </w:r>
           </w:p>
           <w:p>
@@ -1710,19 +2625,6 @@
                 <w:sz w:val="18"/>
                 <w:szCs w:val="18"/>
               </w:rPr>
-              <w:t xml:space="preserve"># Problem 1 Example</w:t>
-            </w:r>
-          </w:p>
-          <w:p>
-            <w:pPr>
-              <w:spacing w:after="20"/>
-            </w:pPr>
-            <w:r>
-              <w:rPr>
-                <w:rFonts w:ascii="Courier New" w:cs="Courier New" w:eastAsia="Courier New" w:hAnsi="Courier New"/>
-                <w:sz w:val="18"/>
-                <w:szCs w:val="18"/>
-              </w:rPr>
               <w:t xml:space="preserve">product = "Laptop"</w:t>
             </w:r>
           </w:p>
@@ -1775,7 +2677,7 @@
                 <w:sz w:val="18"/>
                 <w:szCs w:val="18"/>
               </w:rPr>
-              <w:t xml:space="preserve"># Problem 2 Example</w:t>
+              <w:t xml:space="preserve"> </w:t>
             </w:r>
           </w:p>
           <w:p>
@@ -1853,7 +2755,7 @@
                 <w:sz w:val="18"/>
                 <w:szCs w:val="18"/>
               </w:rPr>
-              <w:t xml:space="preserve"># Problem 3 Example</w:t>
+              <w:t xml:space="preserve"> </w:t>
             </w:r>
           </w:p>
           <w:p>

--- a/Coding 1 - year/Unit 2 - Variables, Data Types & Expressions/Daily Lesson Plans/Word/Day 32.docx
+++ b/Coding 1 - year/Unit 2 - Variables, Data Types & Expressions/Daily Lesson Plans/Word/Day 32.docx
@@ -380,7 +380,7 @@
                 <w:sz w:val="20"/>
                 <w:szCs w:val="20"/>
               </w:rPr>
-              <w:t xml:space="preserve">    What do you already know about how to use f-strings to format strings professionally with alignment, padding, and decimal precision?</w:t>
+              <w:t xml:space="preserve">    Have you ever used f-strings before? Where might f-strings be useful in a real program?</w:t>
             </w:r>
             <w:r>
               <w:rPr>
@@ -477,7 +477,7 @@
                 <w:sz w:val="20"/>
                 <w:szCs w:val="20"/>
               </w:rPr>
-              <w:t xml:space="preserve">Today's Goal: By the end of class you will be able to use f-strings to format strings professionally with alignment, padding, and decimal precision.</w:t>
+              <w:t xml:space="preserve">Today’s Goal: By the end of class you will be able to use f-strings to format strings professionally with alignment, padding, and decimal precision.</w:t>
             </w:r>
             <w:r>
               <w:rPr>
@@ -1432,7 +1432,7 @@
                 <w:sz w:val="20"/>
                 <w:szCs w:val="20"/>
               </w:rPr>
-              <w:t xml:space="preserve">Quick Check: Use f-strings to format strings professionally with alignment, padding, and decimal precision?</w:t>
+              <w:t xml:space="preserve">Write the key syntax or steps for using f-strings. What's one mistake beginners commonly make?</w:t>
             </w:r>
             <w:r>
               <w:rPr>
